--- a/looogen-备案材料/大模型备案申报材料-北京优酷科技有限公司-Looogen/2-附件2-模型服务协议/附件2.1-模型服务协议.docx
+++ b/looogen-备案材料/大模型备案申报材料-北京优酷科技有限公司-Looogen/2-附件2-模型服务协议/附件2.1-模型服务协议.docx
@@ -424,24 +424,7 @@
           <w:sz w:val="32"/>
           <w:szCs w:val="32"/>
         </w:rPr>
-        <w:t>平台服务：指我们通过Looogen产品向您提供的包括但不限于任何</w:t>
-      </w:r>
-      <w:r>
-        <w:rPr>
-          <w:rFonts w:ascii="仿宋" w:eastAsia="仿宋" w:hAnsi="仿宋"/>
-          <w:color w:val="FF0000"/>
-          <w:sz w:val="32"/>
-          <w:szCs w:val="32"/>
-        </w:rPr>
-        <w:t>【待确认：文生文、文生图、图生图、文生视频、图生视频、视频素材剪辑合成、AI配音、音乐音效生成等（参照Looogen暂列，请按Looogen实际功能调整）】</w:t>
-      </w:r>
-      <w:r>
-        <w:rPr>
-          <w:rFonts w:ascii="仿宋" w:eastAsia="仿宋" w:hAnsi="仿宋"/>
-          <w:sz w:val="32"/>
-          <w:szCs w:val="32"/>
-        </w:rPr>
-        <w:t>等各种形式（包括将来可能出现的任何其他服务提供形式，无论是平台的新形态或信息传播的新工具）的服务。</w:t>
+        <w:t>平台服务：指我们通过Looogen产品向您提供的包括但不限于任何【剧本创作、剧本评估、剧本解析、拉片（视频反向拆解分镜）、AI演员及服装场景资产生成、角色/场景多视图、换装换光线、分镜生成、文生视频、图生视频、单镜头重生成与修复、智能配音、音色替换、BGM及音效生成、音频增强、画面增强、自动字幕】等各种形式（包括将来可能出现的任何其他服务提供形式，无论是平台的新形态或信息传播的新工具）的服务。</w:t>
       </w:r>
     </w:p>
     <w:p>
@@ -644,16 +627,7 @@
           <w:sz w:val="32"/>
           <w:szCs w:val="32"/>
         </w:rPr>
-        <w:t>通过大语言模型为用户生成或优化创作所需的文字内容（如创意文案、脚本、分镜描述等）。</w:t>
-      </w:r>
-      <w:r>
-        <w:rPr>
-          <w:rFonts w:ascii="仿宋" w:eastAsia="仿宋" w:hAnsi="仿宋" w:hint="eastAsia"/>
-          <w:color w:val="FF0000"/>
-          <w:sz w:val="32"/>
-          <w:szCs w:val="32"/>
-        </w:rPr>
-        <w:t>【待确认】</w:t>
+        <w:t>通过大语言模型为用户进行剧本创作、剧本评估、剧本解析（世界观、时间线、人物关系），以及将剧本或参考视频拆解为分镜表等文本生成或优化。</w:t>
       </w:r>
     </w:p>
     <w:p>
@@ -677,16 +651,7 @@
           <w:sz w:val="32"/>
           <w:szCs w:val="32"/>
         </w:rPr>
-        <w:t>通过图片大模型根据用户输入的文字或参考图生成图片，并提供图片编辑能力。</w:t>
-      </w:r>
-      <w:r>
-        <w:rPr>
-          <w:rFonts w:ascii="仿宋" w:eastAsia="仿宋" w:hAnsi="仿宋" w:hint="eastAsia"/>
-          <w:color w:val="FF0000"/>
-          <w:sz w:val="32"/>
-          <w:szCs w:val="32"/>
-        </w:rPr>
-        <w:t>【待确认】</w:t>
+        <w:t>通过图片大模型生成或匹配AI演员形象与妆造、服装、场景资产，生成角色/场景多视图，并提供换装、换光线、资产变体等图片编辑。</w:t>
       </w:r>
     </w:p>
     <w:p>
@@ -710,16 +675,7 @@
           <w:sz w:val="32"/>
           <w:szCs w:val="32"/>
         </w:rPr>
-        <w:t>通过视频大模型根据用户输入的文字、图片或视频生成视频，并提供视频编辑能力。</w:t>
-      </w:r>
-      <w:r>
-        <w:rPr>
-          <w:rFonts w:ascii="仿宋" w:eastAsia="仿宋" w:hAnsi="仿宋" w:hint="eastAsia"/>
-          <w:color w:val="FF0000"/>
-          <w:sz w:val="32"/>
-          <w:szCs w:val="32"/>
-        </w:rPr>
-        <w:t>【待确认】</w:t>
+        <w:t>通过视频大模型基于分镜表及资产逐镜头生成视频并合成成片，提供单镜头重生成、自动质检与定向修复，以及超分辨率、插帧、HDR等画面增强。</w:t>
       </w:r>
     </w:p>
     <w:p>
@@ -743,16 +699,7 @@
           <w:sz w:val="32"/>
           <w:szCs w:val="32"/>
         </w:rPr>
-        <w:t>通过音频大模型根据用户输入的文本生成配音、音效等音频内容。</w:t>
-      </w:r>
-      <w:r>
-        <w:rPr>
-          <w:rFonts w:ascii="仿宋" w:eastAsia="仿宋" w:hAnsi="仿宋" w:hint="eastAsia"/>
-          <w:color w:val="FF0000"/>
-          <w:sz w:val="32"/>
-          <w:szCs w:val="32"/>
-        </w:rPr>
-        <w:t>【待确认】</w:t>
+        <w:t>通过音频大模型进行多角色智能配音、音色替换、BGM及音效生成、音频增强，并生成与配音对齐的字幕。</w:t>
       </w:r>
     </w:p>
     <w:p>
@@ -1830,6 +1777,69 @@
           <w:szCs w:val="32"/>
         </w:rPr>
         <w:t>隐式标识：是指采取技术措施在生成或合成内容文件数据中添加的，不易被用户明显感知到的标识。为符合《网络安全标准实践指南——人工智能生成合成内容标识服务提供者编码规则》等规范要求，我们会在生成的图片、视频等内容的文件元数据中嵌入隐式标识，此标识主要用于技术溯源与管理。</w:t>
+      </w:r>
+    </w:p>
+    <w:p>
+      <w:pPr>
+        <w:pStyle w:val="ae"/>
+        <w:spacing w:line="240" w:lineRule="atLeast"/>
+        <w:ind w:left="1006"/>
+        <w:contextualSpacing/>
+        <w:rPr>
+          <w:rFonts w:ascii="仿宋" w:eastAsia="仿宋" w:hAnsi="仿宋"/>
+          <w:sz w:val="32"/>
+          <w:szCs w:val="32"/>
+        </w:rPr>
+      </w:pPr>
+      <w:r>
+        <w:rPr>
+          <w:rFonts w:ascii="仿宋" w:eastAsia="仿宋" w:hAnsi="仿宋" w:hint="eastAsia"/>
+          <w:sz w:val="32"/>
+          <w:szCs w:val="32"/>
+        </w:rPr>
+        <w:t>（3）深度合成内容的特别规则：您使用AI演员、选角妆造、换装、音色替换、智能配音等功能时，不得生成或编辑他人的人脸、人体、声音等生物识别信息，除非您已取得被编辑个人的单独同意并已依法告知；不得利用上述功能冒充他人、伪造公众人物形象或声音、制作虚假新闻信息或从事其他违法活动。平台内置的AI演员形象及音色均为AI合成或已取得合法授权。</w:t>
+      </w:r>
+    </w:p>
+    <w:p>
+      <w:pPr>
+        <w:pStyle w:val="ae"/>
+        <w:spacing w:line="240" w:lineRule="atLeast"/>
+        <w:ind w:left="1006"/>
+        <w:contextualSpacing/>
+        <w:rPr>
+          <w:rFonts w:ascii="仿宋" w:eastAsia="仿宋" w:hAnsi="仿宋"/>
+          <w:sz w:val="32"/>
+          <w:szCs w:val="32"/>
+        </w:rPr>
+      </w:pPr>
+      <w:r>
+        <w:rPr>
+          <w:rFonts w:ascii="仿宋" w:eastAsia="仿宋" w:hAnsi="仿宋" w:hint="eastAsia"/>
+          <w:sz w:val="32"/>
+          <w:szCs w:val="32"/>
+        </w:rPr>
+        <w:t>（4）您通过“拉片”功能上传参考视频、通过剧本解析上传剧本时，应确保您对上传内容享有合法权利或已取得权利人授权，拉片结果仅可用于学习研究及您自身合法创作；您利用Looogen制作并对外发布网络微短剧等视听节目的，应当自行遵守国家广播电视主管部门关于网络视听节目、网络微短剧的管理规定。</w:t>
+      </w:r>
+    </w:p>
+    <w:p>
+      <w:pPr>
+        <w:pStyle w:val="ae"/>
+        <w:spacing w:line="240" w:lineRule="atLeast"/>
+        <w:ind w:left="1006"/>
+        <w:contextualSpacing/>
+        <w:rPr>
+          <w:rFonts w:ascii="仿宋" w:eastAsia="仿宋" w:hAnsi="仿宋"/>
+          <w:sz w:val="32"/>
+          <w:szCs w:val="32"/>
+        </w:rPr>
+      </w:pPr>
+      <w:r>
+        <w:rPr>
+          <w:rFonts w:ascii="仿宋" w:eastAsia="仿宋" w:hAnsi="仿宋" w:hint="eastAsia"/>
+          <w:sz w:val="32"/>
+          <w:szCs w:val="32"/>
+        </w:rPr>
+        <w:t>（5）Agent模块一键直出成片过程中，平台对剧本、分镜、视频提示词、生成镜头、配音及字幕等各环节内容均进行安全审核，任一环节内容违规的，平台有权中止生成且不予输出。</w:t>
       </w:r>
     </w:p>
     <w:p>

--- a/looogen-备案材料/大模型备案申报材料-北京优酷科技有限公司-Looogen/2-附件2-模型服务协议/附件2.1-模型服务协议.docx
+++ b/looogen-备案材料/大模型备案申报材料-北京优酷科技有限公司-Looogen/2-附件2-模型服务协议/附件2.1-模型服务协议.docx
@@ -699,7 +699,7 @@
           <w:sz w:val="32"/>
           <w:szCs w:val="32"/>
         </w:rPr>
-        <w:t>通过音频大模型进行多角色智能配音、音色替换、BGM及音效生成、音频增强，并生成与配音对齐的字幕。</w:t>
+        <w:t>通过音频大模型基于用户上传的音色进行多角色智能配音及音色替换，生成BGM及音效、进行音频增强，并生成与配音对齐的字幕。</w:t>
       </w:r>
     </w:p>
     <w:p>
@@ -1797,7 +1797,7 @@
           <w:sz w:val="32"/>
           <w:szCs w:val="32"/>
         </w:rPr>
-        <w:t>（3）深度合成内容的特别规则：您使用AI演员、选角妆造、换装、音色替换、智能配音等功能时，不得生成或编辑他人的人脸、人体、声音等生物识别信息，除非您已取得被编辑个人的单独同意并已依法告知；不得利用上述功能冒充他人、伪造公众人物形象或声音、制作虚假新闻信息或从事其他违法活动。平台内置的AI演员形象及音色均为AI合成或已取得合法授权。</w:t>
+        <w:t>（3）深度合成内容的特别规则：您使用AI演员、选角妆造、换装、音色替换、智能配音等功能时，不得生成或编辑他人的人脸、人体、声音等生物识别信息，除非您已取得被编辑个人的单独同意并已依法告知；不得利用上述功能冒充他人、伪造公众人物形象或声音、制作虚假新闻信息或从事其他违法活动。平台内置的AI演员形象均由AI生成，不基于任何真实自然人肖像。您上传声音样本用于配音或音色替换时，应确保该声音为您本人声音，或您已依法告知声音所属的自然人并取得其单独同意；禁止上传公众人物或未经授权的他人声音。</w:t>
       </w:r>
     </w:p>
     <w:p>
@@ -1839,7 +1839,7 @@
           <w:sz w:val="32"/>
           <w:szCs w:val="32"/>
         </w:rPr>
-        <w:t>（5）Agent模块一键直出成片过程中，平台对剧本、分镜、视频提示词、生成镜头、配音及字幕等各环节内容均进行安全审核，任一环节内容违规的，平台有权中止生成且不予输出。</w:t>
+        <w:t>（5）Looogen在剧本、资产、分镜、视频、音频、后期各制作环节均需您人工确认后进入下一环节；平台对剧本、分镜、视频提示词、生成镜头、配音及字幕等各环节内容均进行安全审核，任一环节内容违规的，平台有权中止生成且不予输出。</w:t>
       </w:r>
     </w:p>
     <w:p>
